--- a/public/portfolioAL.docx
+++ b/public/portfolioAL.docx
@@ -58,7 +58,7 @@
         <w:br/>
         <w:t xml:space="preserve">Email: </w:t>
       </w:r>
-      <w:hyperlink r:id="rId6" w:history="1">
+      <w:hyperlink r:id="rId8" w:history="1">
         <w:r>
           <w:rPr>
             <w:rStyle w:val="Hyperlink"/>
@@ -74,7 +74,7 @@
         <w:br/>
         <w:t xml:space="preserve">LinkedIn: </w:t>
       </w:r>
-      <w:hyperlink r:id="rId7" w:history="1">
+      <w:hyperlink r:id="rId9" w:history="1">
         <w:r>
           <w:rPr>
             <w:rStyle w:val="Hyperlink"/>
@@ -103,19 +103,703 @@
     </w:p>
     <w:p>
       <w:r>
-        <w:t>Zhvillues Softueri – QKUK (Qendra Klinike Universitare e Kosovës)</w:t>
+        <w:t>Dreshaj Elite Cars | Full Stack Web Developer</w:t>
       </w:r>
       <w:r>
         <w:br/>
-        <w:t>Qershor 2025 – Aktualisht</w:t>
+        <w:t>Prill 2026 – Maj 2026</w:t>
       </w:r>
       <w:r>
         <w:br/>
-        <w:t>- Zhvillimi i një sistemi për menaxhimin e pacientëve duke përdorur React (Vite) dhe Node.js.</w:t>
+      </w:r>
+      <w:proofErr w:type="spellStart"/>
+      <w:r>
+        <w:t>Ndërtova</w:t>
+      </w:r>
+      <w:proofErr w:type="spellEnd"/>
+      <w:r>
+        <w:t xml:space="preserve"> </w:t>
+      </w:r>
+      <w:proofErr w:type="spellStart"/>
+      <w:r>
+        <w:t>një</w:t>
+      </w:r>
+      <w:proofErr w:type="spellEnd"/>
+      <w:r>
+        <w:t xml:space="preserve"> </w:t>
+      </w:r>
+      <w:proofErr w:type="spellStart"/>
+      <w:r>
+        <w:t>aplikacion</w:t>
+      </w:r>
+      <w:proofErr w:type="spellEnd"/>
+      <w:r>
+        <w:t xml:space="preserve"> web full-stack </w:t>
+      </w:r>
+      <w:proofErr w:type="spellStart"/>
+      <w:r>
+        <w:t>të</w:t>
+      </w:r>
+      <w:proofErr w:type="spellEnd"/>
+      <w:r>
+        <w:t xml:space="preserve"> </w:t>
+      </w:r>
+      <w:proofErr w:type="spellStart"/>
+      <w:r>
+        <w:t>personalizuar</w:t>
+      </w:r>
+      <w:proofErr w:type="spellEnd"/>
+      <w:r>
+        <w:t xml:space="preserve"> </w:t>
+      </w:r>
+      <w:proofErr w:type="spellStart"/>
+      <w:r>
+        <w:t>për</w:t>
+      </w:r>
+      <w:proofErr w:type="spellEnd"/>
+      <w:r>
+        <w:t xml:space="preserve"> </w:t>
+      </w:r>
+      <w:proofErr w:type="spellStart"/>
+      <w:r>
+        <w:t>një</w:t>
+      </w:r>
+      <w:proofErr w:type="spellEnd"/>
+      <w:r>
+        <w:t xml:space="preserve"> </w:t>
+      </w:r>
+      <w:proofErr w:type="spellStart"/>
+      <w:r>
+        <w:t>sallon</w:t>
+      </w:r>
+      <w:proofErr w:type="spellEnd"/>
+      <w:r>
+        <w:t xml:space="preserve"> </w:t>
+      </w:r>
+      <w:proofErr w:type="spellStart"/>
+      <w:r>
+        <w:t>automjetesh</w:t>
+      </w:r>
+      <w:proofErr w:type="spellEnd"/>
+      <w:r>
+        <w:t xml:space="preserve"> </w:t>
+      </w:r>
+      <w:proofErr w:type="spellStart"/>
+      <w:r>
+        <w:t>që</w:t>
+      </w:r>
+      <w:proofErr w:type="spellEnd"/>
+      <w:r>
+        <w:t xml:space="preserve"> </w:t>
+      </w:r>
+      <w:proofErr w:type="spellStart"/>
+      <w:r>
+        <w:t>importon</w:t>
+      </w:r>
+      <w:proofErr w:type="spellEnd"/>
+      <w:r>
+        <w:t xml:space="preserve"> </w:t>
+      </w:r>
+      <w:proofErr w:type="spellStart"/>
+      <w:r>
+        <w:t>makina</w:t>
+      </w:r>
+      <w:proofErr w:type="spellEnd"/>
+      <w:r>
+        <w:t xml:space="preserve"> </w:t>
+      </w:r>
+      <w:proofErr w:type="spellStart"/>
+      <w:r>
+        <w:t>nga</w:t>
+      </w:r>
+      <w:proofErr w:type="spellEnd"/>
+      <w:r>
+        <w:t xml:space="preserve"> </w:t>
+      </w:r>
+      <w:proofErr w:type="spellStart"/>
+      <w:r>
+        <w:t>Koreja</w:t>
+      </w:r>
+      <w:proofErr w:type="spellEnd"/>
+      <w:r>
+        <w:t>.</w:t>
       </w:r>
       <w:r>
         <w:br/>
-        <w:t>- Ndërtimi i shërbimeve backend dhe ndërfaqeve responsive frontend.</w:t>
+      </w:r>
+      <w:proofErr w:type="spellStart"/>
+      <w:r>
+        <w:t>Krijova</w:t>
+      </w:r>
+      <w:proofErr w:type="spellEnd"/>
+      <w:r>
+        <w:t xml:space="preserve"> </w:t>
+      </w:r>
+      <w:proofErr w:type="spellStart"/>
+      <w:r>
+        <w:t>një</w:t>
+      </w:r>
+      <w:proofErr w:type="spellEnd"/>
+      <w:r>
+        <w:t xml:space="preserve"> pipeline </w:t>
+      </w:r>
+      <w:proofErr w:type="spellStart"/>
+      <w:r>
+        <w:t>të</w:t>
+      </w:r>
+      <w:proofErr w:type="spellEnd"/>
+      <w:r>
+        <w:t xml:space="preserve"> </w:t>
+      </w:r>
+      <w:proofErr w:type="spellStart"/>
+      <w:r>
+        <w:t>automatizuar</w:t>
+      </w:r>
+      <w:proofErr w:type="spellEnd"/>
+      <w:r>
+        <w:t xml:space="preserve"> </w:t>
+      </w:r>
+      <w:proofErr w:type="spellStart"/>
+      <w:r>
+        <w:t>të</w:t>
+      </w:r>
+      <w:proofErr w:type="spellEnd"/>
+      <w:r>
+        <w:t xml:space="preserve"> </w:t>
+      </w:r>
+      <w:proofErr w:type="spellStart"/>
+      <w:r>
+        <w:t>të</w:t>
+      </w:r>
+      <w:proofErr w:type="spellEnd"/>
+      <w:r>
+        <w:t xml:space="preserve"> </w:t>
+      </w:r>
+      <w:proofErr w:type="spellStart"/>
+      <w:r>
+        <w:t>dhënave</w:t>
+      </w:r>
+      <w:proofErr w:type="spellEnd"/>
+      <w:r>
+        <w:t xml:space="preserve"> duke </w:t>
+      </w:r>
+      <w:proofErr w:type="spellStart"/>
+      <w:r>
+        <w:t>përdorur</w:t>
+      </w:r>
+      <w:proofErr w:type="spellEnd"/>
+      <w:r>
+        <w:t xml:space="preserve"> </w:t>
+      </w:r>
+      <w:proofErr w:type="spellStart"/>
+      <w:r>
+        <w:t>një</w:t>
+      </w:r>
+      <w:proofErr w:type="spellEnd"/>
+      <w:r>
+        <w:t xml:space="preserve"> scraper </w:t>
+      </w:r>
+      <w:proofErr w:type="spellStart"/>
+      <w:r>
+        <w:t>të</w:t>
+      </w:r>
+      <w:proofErr w:type="spellEnd"/>
+      <w:r>
+        <w:t xml:space="preserve"> </w:t>
+      </w:r>
+      <w:proofErr w:type="spellStart"/>
+      <w:r>
+        <w:t>personalizuar</w:t>
+      </w:r>
+      <w:proofErr w:type="spellEnd"/>
+      <w:r>
+        <w:t xml:space="preserve"> </w:t>
+      </w:r>
+      <w:proofErr w:type="spellStart"/>
+      <w:r>
+        <w:t>për</w:t>
+      </w:r>
+      <w:proofErr w:type="spellEnd"/>
+      <w:r>
+        <w:t xml:space="preserve"> </w:t>
+      </w:r>
+      <w:proofErr w:type="spellStart"/>
+      <w:r>
+        <w:t>të</w:t>
+      </w:r>
+      <w:proofErr w:type="spellEnd"/>
+      <w:r>
+        <w:t xml:space="preserve"> </w:t>
+      </w:r>
+      <w:proofErr w:type="spellStart"/>
+      <w:r>
+        <w:t>marrë</w:t>
+      </w:r>
+      <w:proofErr w:type="spellEnd"/>
+      <w:r>
+        <w:t xml:space="preserve"> </w:t>
+      </w:r>
+      <w:proofErr w:type="spellStart"/>
+      <w:r>
+        <w:t>listimet</w:t>
+      </w:r>
+      <w:proofErr w:type="spellEnd"/>
+      <w:r>
+        <w:t xml:space="preserve"> </w:t>
+      </w:r>
+      <w:proofErr w:type="spellStart"/>
+      <w:r>
+        <w:t>nga</w:t>
+      </w:r>
+      <w:proofErr w:type="spellEnd"/>
+      <w:r>
+        <w:t xml:space="preserve"> Encar.com, duke </w:t>
+      </w:r>
+      <w:proofErr w:type="spellStart"/>
+      <w:r>
+        <w:t>i</w:t>
+      </w:r>
+      <w:proofErr w:type="spellEnd"/>
+      <w:r>
+        <w:t xml:space="preserve"> </w:t>
+      </w:r>
+      <w:proofErr w:type="spellStart"/>
+      <w:r>
+        <w:t>ruajtur</w:t>
+      </w:r>
+      <w:proofErr w:type="spellEnd"/>
+      <w:r>
+        <w:t xml:space="preserve"> </w:t>
+      </w:r>
+      <w:proofErr w:type="spellStart"/>
+      <w:r>
+        <w:t>në</w:t>
+      </w:r>
+      <w:proofErr w:type="spellEnd"/>
+      <w:r>
+        <w:t xml:space="preserve"> </w:t>
+      </w:r>
+      <w:proofErr w:type="spellStart"/>
+      <w:r>
+        <w:t>një</w:t>
+      </w:r>
+      <w:proofErr w:type="spellEnd"/>
+      <w:r>
+        <w:t xml:space="preserve"> </w:t>
+      </w:r>
+      <w:proofErr w:type="spellStart"/>
+      <w:r>
+        <w:t>bazë</w:t>
+      </w:r>
+      <w:proofErr w:type="spellEnd"/>
+      <w:r>
+        <w:t xml:space="preserve"> </w:t>
+      </w:r>
+      <w:proofErr w:type="spellStart"/>
+      <w:r>
+        <w:t>të</w:t>
+      </w:r>
+      <w:proofErr w:type="spellEnd"/>
+      <w:r>
+        <w:t xml:space="preserve"> </w:t>
+      </w:r>
+      <w:proofErr w:type="spellStart"/>
+      <w:r>
+        <w:t>dhënash</w:t>
+      </w:r>
+      <w:proofErr w:type="spellEnd"/>
+      <w:r>
+        <w:t xml:space="preserve"> </w:t>
+      </w:r>
+      <w:proofErr w:type="spellStart"/>
+      <w:r>
+        <w:t>Supabase</w:t>
+      </w:r>
+      <w:proofErr w:type="spellEnd"/>
+      <w:r>
+        <w:t xml:space="preserve"> </w:t>
+      </w:r>
+      <w:proofErr w:type="spellStart"/>
+      <w:r>
+        <w:t>dhe</w:t>
+      </w:r>
+      <w:proofErr w:type="spellEnd"/>
+      <w:r>
+        <w:t xml:space="preserve"> </w:t>
+      </w:r>
+      <w:proofErr w:type="spellStart"/>
+      <w:r>
+        <w:t>shfaqur</w:t>
+      </w:r>
+      <w:proofErr w:type="spellEnd"/>
+      <w:r>
+        <w:t xml:space="preserve"> </w:t>
+      </w:r>
+      <w:proofErr w:type="spellStart"/>
+      <w:r>
+        <w:t>përmes</w:t>
+      </w:r>
+      <w:proofErr w:type="spellEnd"/>
+      <w:r>
+        <w:t xml:space="preserve"> </w:t>
+      </w:r>
+      <w:proofErr w:type="spellStart"/>
+      <w:r>
+        <w:t>një</w:t>
+      </w:r>
+      <w:proofErr w:type="spellEnd"/>
+      <w:r>
+        <w:t xml:space="preserve"> UI </w:t>
+      </w:r>
+      <w:proofErr w:type="spellStart"/>
+      <w:r>
+        <w:t>të</w:t>
+      </w:r>
+      <w:proofErr w:type="spellEnd"/>
+      <w:r>
+        <w:t xml:space="preserve"> </w:t>
+      </w:r>
+      <w:proofErr w:type="spellStart"/>
+      <w:r>
+        <w:t>performancës</w:t>
+      </w:r>
+      <w:proofErr w:type="spellEnd"/>
+      <w:r>
+        <w:t xml:space="preserve"> </w:t>
+      </w:r>
+      <w:proofErr w:type="spellStart"/>
+      <w:r>
+        <w:t>së</w:t>
+      </w:r>
+      <w:proofErr w:type="spellEnd"/>
+      <w:r>
+        <w:t xml:space="preserve"> </w:t>
+      </w:r>
+      <w:proofErr w:type="spellStart"/>
+      <w:r>
+        <w:t>lartë</w:t>
+      </w:r>
+      <w:proofErr w:type="spellEnd"/>
+      <w:r>
+        <w:t xml:space="preserve"> </w:t>
+      </w:r>
+      <w:proofErr w:type="spellStart"/>
+      <w:r>
+        <w:t>në</w:t>
+      </w:r>
+      <w:proofErr w:type="spellEnd"/>
+      <w:r>
+        <w:t xml:space="preserve"> Next.js.</w:t>
+      </w:r>
+    </w:p>
+    <w:p/>
+    <w:p>
+      <w:proofErr w:type="spellStart"/>
+      <w:r>
+        <w:t>Maksutaj</w:t>
+      </w:r>
+      <w:proofErr w:type="spellEnd"/>
+      <w:r>
+        <w:t xml:space="preserve"> </w:t>
+      </w:r>
+      <w:proofErr w:type="spellStart"/>
+      <w:r>
+        <w:t>Malermeisterbetrieb</w:t>
+      </w:r>
+      <w:proofErr w:type="spellEnd"/>
+      <w:r>
+        <w:t xml:space="preserve"> | </w:t>
+      </w:r>
+      <w:proofErr w:type="spellStart"/>
+      <w:r>
+        <w:t>Zhvillues</w:t>
+      </w:r>
+      <w:proofErr w:type="spellEnd"/>
+      <w:r>
+        <w:t xml:space="preserve"> Web</w:t>
+      </w:r>
+      <w:r>
+        <w:br/>
+        <w:t>Maj 2026</w:t>
+      </w:r>
+      <w:r>
+        <w:br/>
+      </w:r>
+      <w:proofErr w:type="spellStart"/>
+      <w:r>
+        <w:t>Faqe</w:t>
+      </w:r>
+      <w:proofErr w:type="spellEnd"/>
+      <w:r>
+        <w:t xml:space="preserve"> </w:t>
+      </w:r>
+      <w:proofErr w:type="spellStart"/>
+      <w:r>
+        <w:t>interneti</w:t>
+      </w:r>
+      <w:proofErr w:type="spellEnd"/>
+      <w:r>
+        <w:t xml:space="preserve"> </w:t>
+      </w:r>
+      <w:proofErr w:type="spellStart"/>
+      <w:r>
+        <w:t>moderne</w:t>
+      </w:r>
+      <w:proofErr w:type="spellEnd"/>
+      <w:r>
+        <w:t xml:space="preserve"> </w:t>
+      </w:r>
+      <w:proofErr w:type="spellStart"/>
+      <w:r>
+        <w:t>dhe</w:t>
+      </w:r>
+      <w:proofErr w:type="spellEnd"/>
+      <w:r>
+        <w:t xml:space="preserve"> </w:t>
+      </w:r>
+      <w:proofErr w:type="spellStart"/>
+      <w:r>
+        <w:t>profesionale</w:t>
+      </w:r>
+      <w:proofErr w:type="spellEnd"/>
+      <w:r>
+        <w:t xml:space="preserve"> </w:t>
+      </w:r>
+      <w:proofErr w:type="spellStart"/>
+      <w:r>
+        <w:t>për</w:t>
+      </w:r>
+      <w:proofErr w:type="spellEnd"/>
+      <w:r>
+        <w:t xml:space="preserve"> </w:t>
+      </w:r>
+      <w:proofErr w:type="spellStart"/>
+      <w:r>
+        <w:t>shërbime</w:t>
+      </w:r>
+      <w:proofErr w:type="spellEnd"/>
+      <w:r>
+        <w:t xml:space="preserve"> </w:t>
+      </w:r>
+      <w:proofErr w:type="spellStart"/>
+      <w:r>
+        <w:t>pikture</w:t>
+      </w:r>
+      <w:proofErr w:type="spellEnd"/>
+      <w:r>
+        <w:t xml:space="preserve">, me </w:t>
+      </w:r>
+      <w:proofErr w:type="spellStart"/>
+      <w:r>
+        <w:t>dizajn</w:t>
+      </w:r>
+      <w:proofErr w:type="spellEnd"/>
+      <w:r>
+        <w:t xml:space="preserve"> </w:t>
+      </w:r>
+      <w:proofErr w:type="spellStart"/>
+      <w:r>
+        <w:t>të</w:t>
+      </w:r>
+      <w:proofErr w:type="spellEnd"/>
+      <w:r>
+        <w:t xml:space="preserve"> </w:t>
+      </w:r>
+      <w:proofErr w:type="spellStart"/>
+      <w:r>
+        <w:t>pastër</w:t>
+      </w:r>
+      <w:proofErr w:type="spellEnd"/>
+      <w:r>
+        <w:t xml:space="preserve"> </w:t>
+      </w:r>
+      <w:proofErr w:type="spellStart"/>
+      <w:r>
+        <w:t>dhe</w:t>
+      </w:r>
+      <w:proofErr w:type="spellEnd"/>
+      <w:r>
+        <w:t xml:space="preserve"> </w:t>
+      </w:r>
+      <w:proofErr w:type="spellStart"/>
+      <w:r>
+        <w:t>ndërfaqe</w:t>
+      </w:r>
+      <w:proofErr w:type="spellEnd"/>
+      <w:r>
+        <w:t xml:space="preserve"> responsive.</w:t>
+      </w:r>
+    </w:p>
+    <w:p/>
+    <w:p>
+      <w:r>
+        <w:t>QKUK (</w:t>
+      </w:r>
+      <w:proofErr w:type="spellStart"/>
+      <w:r>
+        <w:t>Qendra</w:t>
+      </w:r>
+      <w:proofErr w:type="spellEnd"/>
+      <w:r>
+        <w:t xml:space="preserve"> </w:t>
+      </w:r>
+      <w:proofErr w:type="spellStart"/>
+      <w:r>
+        <w:t>Klinike</w:t>
+      </w:r>
+      <w:proofErr w:type="spellEnd"/>
+      <w:r>
+        <w:t xml:space="preserve"> </w:t>
+      </w:r>
+      <w:proofErr w:type="spellStart"/>
+      <w:r>
+        <w:t>Universitare</w:t>
+      </w:r>
+      <w:proofErr w:type="spellEnd"/>
+      <w:r>
+        <w:t xml:space="preserve"> e </w:t>
+      </w:r>
+      <w:proofErr w:type="spellStart"/>
+      <w:r>
+        <w:t>Kosovës</w:t>
+      </w:r>
+      <w:proofErr w:type="spellEnd"/>
+      <w:r>
+        <w:t xml:space="preserve">) | </w:t>
+      </w:r>
+      <w:proofErr w:type="spellStart"/>
+      <w:r>
+        <w:t>Zhvillues</w:t>
+      </w:r>
+      <w:proofErr w:type="spellEnd"/>
+      <w:r>
+        <w:t xml:space="preserve"> </w:t>
+      </w:r>
+      <w:proofErr w:type="spellStart"/>
+      <w:r>
+        <w:t>Softueri</w:t>
+      </w:r>
+      <w:proofErr w:type="spellEnd"/>
+      <w:r>
+        <w:t xml:space="preserve"> (</w:t>
+      </w:r>
+      <w:proofErr w:type="spellStart"/>
+      <w:r>
+        <w:t>Sistemi</w:t>
+      </w:r>
+      <w:proofErr w:type="spellEnd"/>
+      <w:r>
+        <w:t xml:space="preserve"> </w:t>
+      </w:r>
+      <w:proofErr w:type="spellStart"/>
+      <w:r>
+        <w:t>i</w:t>
+      </w:r>
+      <w:proofErr w:type="spellEnd"/>
+      <w:r>
+        <w:t xml:space="preserve"> </w:t>
+      </w:r>
+      <w:proofErr w:type="spellStart"/>
+      <w:r>
+        <w:t>Menaxhimit</w:t>
+      </w:r>
+      <w:proofErr w:type="spellEnd"/>
+      <w:r>
+        <w:t xml:space="preserve"> </w:t>
+      </w:r>
+      <w:proofErr w:type="spellStart"/>
+      <w:r>
+        <w:t>të</w:t>
+      </w:r>
+      <w:proofErr w:type="spellEnd"/>
+      <w:r>
+        <w:t xml:space="preserve"> Pacientëve)</w:t>
+      </w:r>
+      <w:r>
+        <w:br/>
+      </w:r>
+      <w:proofErr w:type="spellStart"/>
+      <w:r>
+        <w:t>Qershor</w:t>
+      </w:r>
+      <w:proofErr w:type="spellEnd"/>
+      <w:r>
+        <w:t xml:space="preserve"> 2025 – Mars 2026</w:t>
+      </w:r>
+      <w:r>
+        <w:br/>
+      </w:r>
+      <w:proofErr w:type="spellStart"/>
+      <w:r>
+        <w:t>Zhvillimi</w:t>
+      </w:r>
+      <w:proofErr w:type="spellEnd"/>
+      <w:r>
+        <w:t xml:space="preserve"> </w:t>
+      </w:r>
+      <w:proofErr w:type="spellStart"/>
+      <w:r>
+        <w:t>i</w:t>
+      </w:r>
+      <w:proofErr w:type="spellEnd"/>
+      <w:r>
+        <w:t xml:space="preserve"> </w:t>
+      </w:r>
+      <w:proofErr w:type="spellStart"/>
+      <w:r>
+        <w:t>një</w:t>
+      </w:r>
+      <w:proofErr w:type="spellEnd"/>
+      <w:r>
+        <w:t xml:space="preserve"> </w:t>
+      </w:r>
+      <w:proofErr w:type="spellStart"/>
+      <w:r>
+        <w:t>Sistemi</w:t>
+      </w:r>
+      <w:proofErr w:type="spellEnd"/>
+      <w:r>
+        <w:t xml:space="preserve"> </w:t>
+      </w:r>
+      <w:proofErr w:type="spellStart"/>
+      <w:r>
+        <w:t>për</w:t>
+      </w:r>
+      <w:proofErr w:type="spellEnd"/>
+      <w:r>
+        <w:t xml:space="preserve"> Menaxhimin e </w:t>
+      </w:r>
+      <w:proofErr w:type="spellStart"/>
+      <w:r>
+        <w:t>Pacientëve</w:t>
+      </w:r>
+      <w:proofErr w:type="spellEnd"/>
+      <w:r>
+        <w:t xml:space="preserve"> </w:t>
+      </w:r>
+      <w:proofErr w:type="spellStart"/>
+      <w:r>
+        <w:t>për</w:t>
+      </w:r>
+      <w:proofErr w:type="spellEnd"/>
+      <w:r>
+        <w:t xml:space="preserve"> QKUK-un duke </w:t>
+      </w:r>
+      <w:proofErr w:type="spellStart"/>
+      <w:r>
+        <w:t>përdorur</w:t>
+      </w:r>
+      <w:proofErr w:type="spellEnd"/>
+      <w:r>
+        <w:t xml:space="preserve"> React (Vite) </w:t>
+      </w:r>
+      <w:proofErr w:type="spellStart"/>
+      <w:r>
+        <w:t>dhe</w:t>
+      </w:r>
+      <w:proofErr w:type="spellEnd"/>
+      <w:r>
+        <w:t xml:space="preserve"> Node.js.</w:t>
       </w:r>
     </w:p>
     <w:p>
@@ -123,6 +807,7 @@
         <w:pStyle w:val="Heading1"/>
       </w:pPr>
       <w:r>
+        <w:lastRenderedPageBreak/>
         <w:t>Edukimi</w:t>
       </w:r>
     </w:p>
@@ -171,14 +856,510 @@
         <w:t>Projektet</w:t>
       </w:r>
     </w:p>
+    <w:p/>
     <w:p>
       <w:r>
-        <w:t>- FronBar – Website interaktiv me menu digjitale dhe animacione moderne.</w:t>
+        <w:t xml:space="preserve">- </w:t>
+      </w:r>
+      <w:hyperlink r:id="rId10" w:history="1">
+        <w:r>
+          <w:rPr>
+            <w:rStyle w:val="Hyperlink"/>
+          </w:rPr>
+          <w:t>Dreshaj Elite Cars</w:t>
+        </w:r>
+      </w:hyperlink>
+      <w:r>
+        <w:t xml:space="preserve"> – </w:t>
+      </w:r>
+      <w:proofErr w:type="spellStart"/>
+      <w:r>
+        <w:t>Ndërtova</w:t>
+      </w:r>
+      <w:proofErr w:type="spellEnd"/>
+      <w:r>
+        <w:t xml:space="preserve"> </w:t>
+      </w:r>
+      <w:proofErr w:type="spellStart"/>
+      <w:r>
+        <w:t>një</w:t>
+      </w:r>
+      <w:proofErr w:type="spellEnd"/>
+      <w:r>
+        <w:t xml:space="preserve"> </w:t>
+      </w:r>
+      <w:proofErr w:type="spellStart"/>
+      <w:r>
+        <w:t>aplikacion</w:t>
+      </w:r>
+      <w:proofErr w:type="spellEnd"/>
+      <w:r>
+        <w:t xml:space="preserve"> web full-stack </w:t>
+      </w:r>
+      <w:proofErr w:type="spellStart"/>
+      <w:r>
+        <w:t>për</w:t>
+      </w:r>
+      <w:proofErr w:type="spellEnd"/>
+      <w:r>
+        <w:t xml:space="preserve"> </w:t>
+      </w:r>
+      <w:proofErr w:type="spellStart"/>
+      <w:r>
+        <w:t>një</w:t>
+      </w:r>
+      <w:proofErr w:type="spellEnd"/>
+      <w:r>
+        <w:t xml:space="preserve"> </w:t>
+      </w:r>
+      <w:proofErr w:type="spellStart"/>
+      <w:r>
+        <w:t>sallon</w:t>
+      </w:r>
+      <w:proofErr w:type="spellEnd"/>
+      <w:r>
+        <w:t xml:space="preserve"> </w:t>
+      </w:r>
+      <w:proofErr w:type="spellStart"/>
+      <w:r>
+        <w:t>automjetesh</w:t>
+      </w:r>
+      <w:proofErr w:type="spellEnd"/>
+      <w:r>
+        <w:t xml:space="preserve"> </w:t>
+      </w:r>
+      <w:proofErr w:type="spellStart"/>
+      <w:r>
+        <w:t>që</w:t>
+      </w:r>
+      <w:proofErr w:type="spellEnd"/>
+      <w:r>
+        <w:t xml:space="preserve"> </w:t>
+      </w:r>
+      <w:proofErr w:type="spellStart"/>
+      <w:r>
+        <w:t>importon</w:t>
+      </w:r>
+      <w:proofErr w:type="spellEnd"/>
+      <w:r>
+        <w:t xml:space="preserve"> </w:t>
+      </w:r>
+      <w:proofErr w:type="spellStart"/>
+      <w:r>
+        <w:t>makinë</w:t>
+      </w:r>
+      <w:proofErr w:type="spellEnd"/>
+      <w:r>
+        <w:t xml:space="preserve"> </w:t>
+      </w:r>
+      <w:proofErr w:type="spellStart"/>
+      <w:r>
+        <w:t>nga</w:t>
+      </w:r>
+      <w:proofErr w:type="spellEnd"/>
+      <w:r>
+        <w:t xml:space="preserve"> </w:t>
+      </w:r>
+      <w:proofErr w:type="spellStart"/>
+      <w:r>
+        <w:t>Koreja</w:t>
+      </w:r>
+      <w:proofErr w:type="spellEnd"/>
+      <w:r>
+        <w:t xml:space="preserve">. </w:t>
+      </w:r>
+      <w:proofErr w:type="spellStart"/>
+      <w:r>
+        <w:t>Krijova</w:t>
+      </w:r>
+      <w:proofErr w:type="spellEnd"/>
+      <w:r>
+        <w:t xml:space="preserve"> </w:t>
+      </w:r>
+      <w:proofErr w:type="spellStart"/>
+      <w:r>
+        <w:t>një</w:t>
+      </w:r>
+      <w:proofErr w:type="spellEnd"/>
+      <w:r>
+        <w:t xml:space="preserve"> pipeline </w:t>
+      </w:r>
+      <w:proofErr w:type="spellStart"/>
+      <w:r>
+        <w:t>të</w:t>
+      </w:r>
+      <w:proofErr w:type="spellEnd"/>
+      <w:r>
+        <w:t xml:space="preserve"> </w:t>
+      </w:r>
+      <w:proofErr w:type="spellStart"/>
+      <w:r>
+        <w:t>automatizuar</w:t>
+      </w:r>
+      <w:proofErr w:type="spellEnd"/>
+      <w:r>
+        <w:t xml:space="preserve"> </w:t>
+      </w:r>
+      <w:proofErr w:type="spellStart"/>
+      <w:r>
+        <w:t>të</w:t>
+      </w:r>
+      <w:proofErr w:type="spellEnd"/>
+      <w:r>
+        <w:t xml:space="preserve"> </w:t>
+      </w:r>
+      <w:proofErr w:type="spellStart"/>
+      <w:r>
+        <w:t>të</w:t>
+      </w:r>
+      <w:proofErr w:type="spellEnd"/>
+      <w:r>
+        <w:t xml:space="preserve"> </w:t>
+      </w:r>
+      <w:proofErr w:type="spellStart"/>
+      <w:r>
+        <w:t>dhënave</w:t>
+      </w:r>
+      <w:proofErr w:type="spellEnd"/>
+      <w:r>
+        <w:t xml:space="preserve"> duke </w:t>
+      </w:r>
+      <w:proofErr w:type="spellStart"/>
+      <w:r>
+        <w:t>përdorur</w:t>
+      </w:r>
+      <w:proofErr w:type="spellEnd"/>
+      <w:r>
+        <w:t xml:space="preserve"> </w:t>
+      </w:r>
+      <w:proofErr w:type="spellStart"/>
+      <w:r>
+        <w:t>një</w:t>
+      </w:r>
+      <w:proofErr w:type="spellEnd"/>
+      <w:r>
+        <w:t xml:space="preserve"> scraper </w:t>
+      </w:r>
+      <w:proofErr w:type="spellStart"/>
+      <w:r>
+        <w:t>të</w:t>
+      </w:r>
+      <w:proofErr w:type="spellEnd"/>
+      <w:r>
+        <w:t xml:space="preserve"> </w:t>
+      </w:r>
+      <w:proofErr w:type="spellStart"/>
+      <w:r>
+        <w:t>personalizuar</w:t>
+      </w:r>
+      <w:proofErr w:type="spellEnd"/>
+      <w:r>
+        <w:t xml:space="preserve"> </w:t>
+      </w:r>
+      <w:proofErr w:type="spellStart"/>
+      <w:r>
+        <w:t>për</w:t>
+      </w:r>
+      <w:proofErr w:type="spellEnd"/>
+      <w:r>
+        <w:t xml:space="preserve"> </w:t>
+      </w:r>
+      <w:proofErr w:type="spellStart"/>
+      <w:r>
+        <w:t>të</w:t>
+      </w:r>
+      <w:proofErr w:type="spellEnd"/>
+      <w:r>
+        <w:t xml:space="preserve"> </w:t>
+      </w:r>
+      <w:proofErr w:type="spellStart"/>
+      <w:r>
+        <w:t>marrë</w:t>
+      </w:r>
+      <w:proofErr w:type="spellEnd"/>
+      <w:r>
+        <w:t xml:space="preserve"> </w:t>
+      </w:r>
+      <w:proofErr w:type="spellStart"/>
+      <w:r>
+        <w:t>listimet</w:t>
+      </w:r>
+      <w:proofErr w:type="spellEnd"/>
+      <w:r>
+        <w:t xml:space="preserve"> </w:t>
+      </w:r>
+      <w:proofErr w:type="spellStart"/>
+      <w:r>
+        <w:t>nga</w:t>
+      </w:r>
+      <w:proofErr w:type="spellEnd"/>
+      <w:r>
+        <w:t xml:space="preserve"> Encar.com, duke </w:t>
+      </w:r>
+      <w:proofErr w:type="spellStart"/>
+      <w:r>
+        <w:t>i</w:t>
+      </w:r>
+      <w:proofErr w:type="spellEnd"/>
+      <w:r>
+        <w:t xml:space="preserve"> </w:t>
+      </w:r>
+      <w:proofErr w:type="spellStart"/>
+      <w:r>
+        <w:t>ruajtur</w:t>
+      </w:r>
+      <w:proofErr w:type="spellEnd"/>
+      <w:r>
+        <w:t xml:space="preserve"> </w:t>
+      </w:r>
+      <w:proofErr w:type="spellStart"/>
+      <w:r>
+        <w:t>në</w:t>
+      </w:r>
+      <w:proofErr w:type="spellEnd"/>
+      <w:r>
+        <w:t xml:space="preserve"> </w:t>
+      </w:r>
+      <w:proofErr w:type="spellStart"/>
+      <w:r>
+        <w:t>Supabase</w:t>
+      </w:r>
+      <w:proofErr w:type="spellEnd"/>
+      <w:r>
+        <w:t xml:space="preserve"> </w:t>
+      </w:r>
+      <w:proofErr w:type="spellStart"/>
+      <w:r>
+        <w:t>dhe</w:t>
+      </w:r>
+      <w:proofErr w:type="spellEnd"/>
+      <w:r>
+        <w:t xml:space="preserve"> </w:t>
+      </w:r>
+      <w:proofErr w:type="spellStart"/>
+      <w:r>
+        <w:t>shfaqur</w:t>
+      </w:r>
+      <w:proofErr w:type="spellEnd"/>
+      <w:r>
+        <w:t xml:space="preserve"> </w:t>
+      </w:r>
+      <w:proofErr w:type="spellStart"/>
+      <w:r>
+        <w:t>përmes</w:t>
+      </w:r>
+      <w:proofErr w:type="spellEnd"/>
+      <w:r>
+        <w:t xml:space="preserve"> </w:t>
+      </w:r>
+      <w:proofErr w:type="spellStart"/>
+      <w:r>
+        <w:t>një</w:t>
+      </w:r>
+      <w:proofErr w:type="spellEnd"/>
+      <w:r>
+        <w:t xml:space="preserve"> UI </w:t>
+      </w:r>
+      <w:proofErr w:type="spellStart"/>
+      <w:r>
+        <w:t>të</w:t>
+      </w:r>
+      <w:proofErr w:type="spellEnd"/>
+      <w:r>
+        <w:t xml:space="preserve"> </w:t>
+      </w:r>
+      <w:proofErr w:type="spellStart"/>
+      <w:r>
+        <w:t>performancës</w:t>
+      </w:r>
+      <w:proofErr w:type="spellEnd"/>
+      <w:r>
+        <w:t xml:space="preserve"> </w:t>
+      </w:r>
+      <w:proofErr w:type="spellStart"/>
+      <w:r>
+        <w:t>së</w:t>
+      </w:r>
+      <w:proofErr w:type="spellEnd"/>
+      <w:r>
+        <w:t xml:space="preserve"> </w:t>
+      </w:r>
+      <w:proofErr w:type="spellStart"/>
+      <w:r>
+        <w:t>lartë</w:t>
+      </w:r>
+      <w:proofErr w:type="spellEnd"/>
+      <w:r>
+        <w:t xml:space="preserve"> </w:t>
+      </w:r>
+      <w:proofErr w:type="spellStart"/>
+      <w:r>
+        <w:t>në</w:t>
+      </w:r>
+      <w:proofErr w:type="spellEnd"/>
+      <w:r>
+        <w:t xml:space="preserve"> Next.js.</w:t>
       </w:r>
     </w:p>
     <w:p>
       <w:r>
-        <w:lastRenderedPageBreak/>
+        <w:t xml:space="preserve">- </w:t>
+      </w:r>
+      <w:hyperlink r:id="rId11" w:history="1">
+        <w:proofErr w:type="spellStart"/>
+        <w:r>
+          <w:rPr>
+            <w:rStyle w:val="Hyperlink"/>
+          </w:rPr>
+          <w:t>Maksutaj</w:t>
+        </w:r>
+        <w:proofErr w:type="spellEnd"/>
+        <w:r>
+          <w:rPr>
+            <w:rStyle w:val="Hyperlink"/>
+          </w:rPr>
+          <w:t xml:space="preserve"> </w:t>
+        </w:r>
+        <w:proofErr w:type="spellStart"/>
+        <w:r>
+          <w:rPr>
+            <w:rStyle w:val="Hyperlink"/>
+          </w:rPr>
+          <w:t>Malermeisterbetrieb</w:t>
+        </w:r>
+        <w:proofErr w:type="spellEnd"/>
+      </w:hyperlink>
+      <w:r>
+        <w:t xml:space="preserve"> – </w:t>
+      </w:r>
+      <w:proofErr w:type="spellStart"/>
+      <w:r>
+        <w:t>Faqe</w:t>
+      </w:r>
+      <w:proofErr w:type="spellEnd"/>
+      <w:r>
+        <w:t xml:space="preserve"> </w:t>
+      </w:r>
+      <w:proofErr w:type="spellStart"/>
+      <w:r>
+        <w:t>interneti</w:t>
+      </w:r>
+      <w:proofErr w:type="spellEnd"/>
+      <w:r>
+        <w:t xml:space="preserve"> </w:t>
+      </w:r>
+      <w:proofErr w:type="spellStart"/>
+      <w:r>
+        <w:t>moderne</w:t>
+      </w:r>
+      <w:proofErr w:type="spellEnd"/>
+      <w:r>
+        <w:t xml:space="preserve"> </w:t>
+      </w:r>
+      <w:proofErr w:type="spellStart"/>
+      <w:r>
+        <w:t>dhe</w:t>
+      </w:r>
+      <w:proofErr w:type="spellEnd"/>
+      <w:r>
+        <w:t xml:space="preserve"> </w:t>
+      </w:r>
+      <w:proofErr w:type="spellStart"/>
+      <w:r>
+        <w:t>profesionale</w:t>
+      </w:r>
+      <w:proofErr w:type="spellEnd"/>
+      <w:r>
+        <w:t xml:space="preserve"> </w:t>
+      </w:r>
+      <w:proofErr w:type="spellStart"/>
+      <w:r>
+        <w:t>për</w:t>
+      </w:r>
+      <w:proofErr w:type="spellEnd"/>
+      <w:r>
+        <w:t xml:space="preserve"> </w:t>
+      </w:r>
+      <w:proofErr w:type="spellStart"/>
+      <w:r>
+        <w:t>shërbime</w:t>
+      </w:r>
+      <w:proofErr w:type="spellEnd"/>
+      <w:r>
+        <w:t xml:space="preserve"> </w:t>
+      </w:r>
+      <w:proofErr w:type="spellStart"/>
+      <w:r>
+        <w:t>pikture</w:t>
+      </w:r>
+      <w:proofErr w:type="spellEnd"/>
+      <w:r>
+        <w:t xml:space="preserve">, me </w:t>
+      </w:r>
+      <w:proofErr w:type="spellStart"/>
+      <w:r>
+        <w:t>dizajn</w:t>
+      </w:r>
+      <w:proofErr w:type="spellEnd"/>
+      <w:r>
+        <w:t xml:space="preserve"> </w:t>
+      </w:r>
+      <w:proofErr w:type="spellStart"/>
+      <w:r>
+        <w:t>të</w:t>
+      </w:r>
+      <w:proofErr w:type="spellEnd"/>
+      <w:r>
+        <w:t xml:space="preserve"> </w:t>
+      </w:r>
+      <w:proofErr w:type="spellStart"/>
+      <w:r>
+        <w:t>pastër</w:t>
+      </w:r>
+      <w:proofErr w:type="spellEnd"/>
+      <w:r>
+        <w:t xml:space="preserve"> </w:t>
+      </w:r>
+      <w:proofErr w:type="spellStart"/>
+      <w:r>
+        <w:t>dhe</w:t>
+      </w:r>
+      <w:proofErr w:type="spellEnd"/>
+      <w:r>
+        <w:t xml:space="preserve"> </w:t>
+      </w:r>
+      <w:proofErr w:type="spellStart"/>
+      <w:r>
+        <w:t>ndërfaqe</w:t>
+      </w:r>
+      <w:proofErr w:type="spellEnd"/>
+      <w:r>
+        <w:t xml:space="preserve"> responsive.</w:t>
+      </w:r>
+    </w:p>
+    <w:p>
+      <w:r>
+        <w:t xml:space="preserve">- </w:t>
+      </w:r>
+      <w:proofErr w:type="spellStart"/>
+      <w:r>
+        <w:t>FronBar</w:t>
+      </w:r>
+      <w:proofErr w:type="spellEnd"/>
+      <w:r>
+        <w:t xml:space="preserve"> – Website </w:t>
+      </w:r>
+      <w:proofErr w:type="spellStart"/>
+      <w:r>
+        <w:t>interaktiv</w:t>
+      </w:r>
+      <w:proofErr w:type="spellEnd"/>
+      <w:r>
+        <w:t xml:space="preserve"> me menu digjitale dhe animacione moderne.</w:t>
+      </w:r>
+    </w:p>
+    <w:p>
+      <w:r>
         <w:t>- DigitalCar – Aplikacion mobile për menaxhimin e dokumenteve të veturës (React Native, Supabase, Expo).</w:t>
       </w:r>
     </w:p>
@@ -228,6 +1409,12 @@
       </w:r>
     </w:p>
     <w:sectPr>
+      <w:headerReference w:type="even" r:id="rId12"/>
+      <w:headerReference w:type="default" r:id="rId13"/>
+      <w:footerReference w:type="even" r:id="rId14"/>
+      <w:footerReference w:type="default" r:id="rId15"/>
+      <w:headerReference w:type="first" r:id="rId16"/>
+      <w:footerReference w:type="first" r:id="rId17"/>
       <w:pgSz w:w="12240" w:h="15840"/>
       <w:pgMar w:top="1440" w:right="1800" w:bottom="1440" w:left="1800" w:header="720" w:footer="720" w:gutter="0"/>
       <w:cols w:space="720"/>
@@ -235,6 +1422,116 @@
     </w:sectPr>
   </w:body>
 </w:document>
+</file>
+
+<file path=word/endnotes.xml><?xml version="1.0" encoding="utf-8"?>
+<w:endnotes xmlns:wpc="http://schemas.microsoft.com/office/word/2010/wordprocessingCanvas" xmlns:cx="http://schemas.microsoft.com/office/drawing/2014/chartex" xmlns:cx1="http://schemas.microsoft.com/office/drawing/2015/9/8/chartex" xmlns:cx2="http://schemas.microsoft.com/office/drawing/2015/10/21/chartex" xmlns:cx3="http://schemas.microsoft.com/office/drawing/2016/5/9/chartex" xmlns:cx4="http://schemas.microsoft.com/office/drawing/2016/5/10/chartex" xmlns:cx5="http://schemas.microsoft.com/office/drawing/2016/5/11/chartex" xmlns:cx6="http://schemas.microsoft.com/office/drawing/2016/5/12/chartex" xmlns:cx7="http://schemas.microsoft.com/office/drawing/2016/5/13/chartex" xmlns:cx8="http://schemas.microsoft.com/office/drawing/2016/5/14/chartex" xmlns:mc="http://schemas.openxmlformats.org/markup-compatibility/2006" xmlns:aink="http://schemas.microsoft.com/office/drawing/2016/ink" xmlns:am3d="http://schemas.microsoft.com/office/drawing/2017/model3d" xmlns:o="urn:schemas-microsoft-com:office:office" xmlns:oel="http://schemas.microsoft.com/office/2019/extlst" xmlns:r="http://schemas.openxmlformats.org/officeDocument/2006/relationships" xmlns:m="http://schemas.openxmlformats.org/officeDocument/2006/math" xmlns:v="urn:schemas-microsoft-com:vml" xmlns:wp14="http://schemas.microsoft.com/office/word/2010/wordprocessingDrawing" xmlns:wp="http://schemas.openxmlformats.org/drawingml/2006/wordprocessingDrawing" xmlns:w10="urn:schemas-microsoft-com:office:word" xmlns:w="http://schemas.openxmlformats.org/wordprocessingml/2006/main" xmlns:w14="http://schemas.microsoft.com/office/word/2010/wordml" xmlns:w15="http://schemas.microsoft.com/office/word/2012/wordml" xmlns:w16cex="http://schemas.microsoft.com/office/word/2018/wordml/cex" xmlns:w16cid="http://schemas.microsoft.com/office/word/2016/wordml/cid" xmlns:w16="http://schemas.microsoft.com/office/word/2018/wordml" xmlns:w16du="http://schemas.microsoft.com/office/word/2023/wordml/word16du" xmlns:w16sdtdh="http://schemas.microsoft.com/office/word/2020/wordml/sdtdatahash" xmlns:w16sdtfl="http://schemas.microsoft.com/office/word/2024/wordml/sdtformatlock" xmlns:w16se="http://schemas.microsoft.com/office/word/2015/wordml/symex" xmlns:wpg="http://schemas.microsoft.com/office/word/2010/wordprocessingGroup" xmlns:wpi="http://schemas.microsoft.com/office/word/2010/wordprocessingInk" xmlns:wne="http://schemas.microsoft.com/office/word/2006/wordml" xmlns:wps="http://schemas.microsoft.com/office/word/2010/wordprocessingShape" mc:Ignorable="w14 w15 w16se w16cid w16 w16cex w16sdtdh w16sdtfl w16du wp14">
+  <w:endnote w:type="separator" w:id="-1">
+    <w:p>
+      <w:pPr>
+        <w:spacing w:after="0" w:line="240" w:lineRule="auto"/>
+      </w:pPr>
+      <w:r>
+        <w:separator/>
+      </w:r>
+    </w:p>
+  </w:endnote>
+  <w:endnote w:type="continuationSeparator" w:id="0">
+    <w:p>
+      <w:pPr>
+        <w:spacing w:after="0" w:line="240" w:lineRule="auto"/>
+      </w:pPr>
+      <w:r>
+        <w:continuationSeparator/>
+      </w:r>
+    </w:p>
+  </w:endnote>
+</w:endnotes>
+</file>
+
+<file path=word/footer1.xml><?xml version="1.0" encoding="utf-8"?>
+<w:ftr xmlns:wpc="http://schemas.microsoft.com/office/word/2010/wordprocessingCanvas" xmlns:cx="http://schemas.microsoft.com/office/drawing/2014/chartex" xmlns:cx1="http://schemas.microsoft.com/office/drawing/2015/9/8/chartex" xmlns:cx2="http://schemas.microsoft.com/office/drawing/2015/10/21/chartex" xmlns:cx3="http://schemas.microsoft.com/office/drawing/2016/5/9/chartex" xmlns:cx4="http://schemas.microsoft.com/office/drawing/2016/5/10/chartex" xmlns:cx5="http://schemas.microsoft.com/office/drawing/2016/5/11/chartex" xmlns:cx6="http://schemas.microsoft.com/office/drawing/2016/5/12/chartex" xmlns:cx7="http://schemas.microsoft.com/office/drawing/2016/5/13/chartex" xmlns:cx8="http://schemas.microsoft.com/office/drawing/2016/5/14/chartex" xmlns:mc="http://schemas.openxmlformats.org/markup-compatibility/2006" xmlns:aink="http://schemas.microsoft.com/office/drawing/2016/ink" xmlns:am3d="http://schemas.microsoft.com/office/drawing/2017/model3d" xmlns:o="urn:schemas-microsoft-com:office:office" xmlns:oel="http://schemas.microsoft.com/office/2019/extlst" xmlns:r="http://schemas.openxmlformats.org/officeDocument/2006/relationships" xmlns:m="http://schemas.openxmlformats.org/officeDocument/2006/math" xmlns:v="urn:schemas-microsoft-com:vml" xmlns:wp14="http://schemas.microsoft.com/office/word/2010/wordprocessingDrawing" xmlns:wp="http://schemas.openxmlformats.org/drawingml/2006/wordprocessingDrawing" xmlns:w10="urn:schemas-microsoft-com:office:word" xmlns:w="http://schemas.openxmlformats.org/wordprocessingml/2006/main" xmlns:w14="http://schemas.microsoft.com/office/word/2010/wordml" xmlns:w15="http://schemas.microsoft.com/office/word/2012/wordml" xmlns:w16cex="http://schemas.microsoft.com/office/word/2018/wordml/cex" xmlns:w16cid="http://schemas.microsoft.com/office/word/2016/wordml/cid" xmlns:w16="http://schemas.microsoft.com/office/word/2018/wordml" xmlns:w16du="http://schemas.microsoft.com/office/word/2023/wordml/word16du" xmlns:w16sdtdh="http://schemas.microsoft.com/office/word/2020/wordml/sdtdatahash" xmlns:w16sdtfl="http://schemas.microsoft.com/office/word/2024/wordml/sdtformatlock" xmlns:w16se="http://schemas.microsoft.com/office/word/2015/wordml/symex" xmlns:wpg="http://schemas.microsoft.com/office/word/2010/wordprocessingGroup" xmlns:wpi="http://schemas.microsoft.com/office/word/2010/wordprocessingInk" xmlns:wne="http://schemas.microsoft.com/office/word/2006/wordml" xmlns:wps="http://schemas.microsoft.com/office/word/2010/wordprocessingShape" mc:Ignorable="w14 w15 w16se w16cid w16 w16cex w16sdtdh w16sdtfl w16du wp14">
+  <w:p>
+    <w:pPr>
+      <w:pStyle w:val="Footer"/>
+    </w:pPr>
+  </w:p>
+</w:ftr>
+</file>
+
+<file path=word/footer2.xml><?xml version="1.0" encoding="utf-8"?>
+<w:ftr xmlns:wpc="http://schemas.microsoft.com/office/word/2010/wordprocessingCanvas" xmlns:cx="http://schemas.microsoft.com/office/drawing/2014/chartex" xmlns:cx1="http://schemas.microsoft.com/office/drawing/2015/9/8/chartex" xmlns:cx2="http://schemas.microsoft.com/office/drawing/2015/10/21/chartex" xmlns:cx3="http://schemas.microsoft.com/office/drawing/2016/5/9/chartex" xmlns:cx4="http://schemas.microsoft.com/office/drawing/2016/5/10/chartex" xmlns:cx5="http://schemas.microsoft.com/office/drawing/2016/5/11/chartex" xmlns:cx6="http://schemas.microsoft.com/office/drawing/2016/5/12/chartex" xmlns:cx7="http://schemas.microsoft.com/office/drawing/2016/5/13/chartex" xmlns:cx8="http://schemas.microsoft.com/office/drawing/2016/5/14/chartex" xmlns:mc="http://schemas.openxmlformats.org/markup-compatibility/2006" xmlns:aink="http://schemas.microsoft.com/office/drawing/2016/ink" xmlns:am3d="http://schemas.microsoft.com/office/drawing/2017/model3d" xmlns:o="urn:schemas-microsoft-com:office:office" xmlns:oel="http://schemas.microsoft.com/office/2019/extlst" xmlns:r="http://schemas.openxmlformats.org/officeDocument/2006/relationships" xmlns:m="http://schemas.openxmlformats.org/officeDocument/2006/math" xmlns:v="urn:schemas-microsoft-com:vml" xmlns:wp14="http://schemas.microsoft.com/office/word/2010/wordprocessingDrawing" xmlns:wp="http://schemas.openxmlformats.org/drawingml/2006/wordprocessingDrawing" xmlns:w10="urn:schemas-microsoft-com:office:word" xmlns:w="http://schemas.openxmlformats.org/wordprocessingml/2006/main" xmlns:w14="http://schemas.microsoft.com/office/word/2010/wordml" xmlns:w15="http://schemas.microsoft.com/office/word/2012/wordml" xmlns:w16cex="http://schemas.microsoft.com/office/word/2018/wordml/cex" xmlns:w16cid="http://schemas.microsoft.com/office/word/2016/wordml/cid" xmlns:w16="http://schemas.microsoft.com/office/word/2018/wordml" xmlns:w16du="http://schemas.microsoft.com/office/word/2023/wordml/word16du" xmlns:w16sdtdh="http://schemas.microsoft.com/office/word/2020/wordml/sdtdatahash" xmlns:w16sdtfl="http://schemas.microsoft.com/office/word/2024/wordml/sdtformatlock" xmlns:w16se="http://schemas.microsoft.com/office/word/2015/wordml/symex" xmlns:wpg="http://schemas.microsoft.com/office/word/2010/wordprocessingGroup" xmlns:wpi="http://schemas.microsoft.com/office/word/2010/wordprocessingInk" xmlns:wne="http://schemas.microsoft.com/office/word/2006/wordml" xmlns:wps="http://schemas.microsoft.com/office/word/2010/wordprocessingShape" mc:Ignorable="w14 w15 w16se w16cid w16 w16cex w16sdtdh w16sdtfl w16du wp14">
+  <w:p>
+    <w:pPr>
+      <w:pStyle w:val="Footer"/>
+    </w:pPr>
+  </w:p>
+</w:ftr>
+</file>
+
+<file path=word/footer3.xml><?xml version="1.0" encoding="utf-8"?>
+<w:ftr xmlns:wpc="http://schemas.microsoft.com/office/word/2010/wordprocessingCanvas" xmlns:cx="http://schemas.microsoft.com/office/drawing/2014/chartex" xmlns:cx1="http://schemas.microsoft.com/office/drawing/2015/9/8/chartex" xmlns:cx2="http://schemas.microsoft.com/office/drawing/2015/10/21/chartex" xmlns:cx3="http://schemas.microsoft.com/office/drawing/2016/5/9/chartex" xmlns:cx4="http://schemas.microsoft.com/office/drawing/2016/5/10/chartex" xmlns:cx5="http://schemas.microsoft.com/office/drawing/2016/5/11/chartex" xmlns:cx6="http://schemas.microsoft.com/office/drawing/2016/5/12/chartex" xmlns:cx7="http://schemas.microsoft.com/office/drawing/2016/5/13/chartex" xmlns:cx8="http://schemas.microsoft.com/office/drawing/2016/5/14/chartex" xmlns:mc="http://schemas.openxmlformats.org/markup-compatibility/2006" xmlns:aink="http://schemas.microsoft.com/office/drawing/2016/ink" xmlns:am3d="http://schemas.microsoft.com/office/drawing/2017/model3d" xmlns:o="urn:schemas-microsoft-com:office:office" xmlns:oel="http://schemas.microsoft.com/office/2019/extlst" xmlns:r="http://schemas.openxmlformats.org/officeDocument/2006/relationships" xmlns:m="http://schemas.openxmlformats.org/officeDocument/2006/math" xmlns:v="urn:schemas-microsoft-com:vml" xmlns:wp14="http://schemas.microsoft.com/office/word/2010/wordprocessingDrawing" xmlns:wp="http://schemas.openxmlformats.org/drawingml/2006/wordprocessingDrawing" xmlns:w10="urn:schemas-microsoft-com:office:word" xmlns:w="http://schemas.openxmlformats.org/wordprocessingml/2006/main" xmlns:w14="http://schemas.microsoft.com/office/word/2010/wordml" xmlns:w15="http://schemas.microsoft.com/office/word/2012/wordml" xmlns:w16cex="http://schemas.microsoft.com/office/word/2018/wordml/cex" xmlns:w16cid="http://schemas.microsoft.com/office/word/2016/wordml/cid" xmlns:w16="http://schemas.microsoft.com/office/word/2018/wordml" xmlns:w16du="http://schemas.microsoft.com/office/word/2023/wordml/word16du" xmlns:w16sdtdh="http://schemas.microsoft.com/office/word/2020/wordml/sdtdatahash" xmlns:w16sdtfl="http://schemas.microsoft.com/office/word/2024/wordml/sdtformatlock" xmlns:w16se="http://schemas.microsoft.com/office/word/2015/wordml/symex" xmlns:wpg="http://schemas.microsoft.com/office/word/2010/wordprocessingGroup" xmlns:wpi="http://schemas.microsoft.com/office/word/2010/wordprocessingInk" xmlns:wne="http://schemas.microsoft.com/office/word/2006/wordml" xmlns:wps="http://schemas.microsoft.com/office/word/2010/wordprocessingShape" mc:Ignorable="w14 w15 w16se w16cid w16 w16cex w16sdtdh w16sdtfl w16du wp14">
+  <w:p>
+    <w:pPr>
+      <w:pStyle w:val="Footer"/>
+    </w:pPr>
+  </w:p>
+</w:ftr>
+</file>
+
+<file path=word/footnotes.xml><?xml version="1.0" encoding="utf-8"?>
+<w:footnotes xmlns:wpc="http://schemas.microsoft.com/office/word/2010/wordprocessingCanvas" xmlns:cx="http://schemas.microsoft.com/office/drawing/2014/chartex" xmlns:cx1="http://schemas.microsoft.com/office/drawing/2015/9/8/chartex" xmlns:cx2="http://schemas.microsoft.com/office/drawing/2015/10/21/chartex" xmlns:cx3="http://schemas.microsoft.com/office/drawing/2016/5/9/chartex" xmlns:cx4="http://schemas.microsoft.com/office/drawing/2016/5/10/chartex" xmlns:cx5="http://schemas.microsoft.com/office/drawing/2016/5/11/chartex" xmlns:cx6="http://schemas.microsoft.com/office/drawing/2016/5/12/chartex" xmlns:cx7="http://schemas.microsoft.com/office/drawing/2016/5/13/chartex" xmlns:cx8="http://schemas.microsoft.com/office/drawing/2016/5/14/chartex" xmlns:mc="http://schemas.openxmlformats.org/markup-compatibility/2006" xmlns:aink="http://schemas.microsoft.com/office/drawing/2016/ink" xmlns:am3d="http://schemas.microsoft.com/office/drawing/2017/model3d" xmlns:o="urn:schemas-microsoft-com:office:office" xmlns:oel="http://schemas.microsoft.com/office/2019/extlst" xmlns:r="http://schemas.openxmlformats.org/officeDocument/2006/relationships" xmlns:m="http://schemas.openxmlformats.org/officeDocument/2006/math" xmlns:v="urn:schemas-microsoft-com:vml" xmlns:wp14="http://schemas.microsoft.com/office/word/2010/wordprocessingDrawing" xmlns:wp="http://schemas.openxmlformats.org/drawingml/2006/wordprocessingDrawing" xmlns:w10="urn:schemas-microsoft-com:office:word" xmlns:w="http://schemas.openxmlformats.org/wordprocessingml/2006/main" xmlns:w14="http://schemas.microsoft.com/office/word/2010/wordml" xmlns:w15="http://schemas.microsoft.com/office/word/2012/wordml" xmlns:w16cex="http://schemas.microsoft.com/office/word/2018/wordml/cex" xmlns:w16cid="http://schemas.microsoft.com/office/word/2016/wordml/cid" xmlns:w16="http://schemas.microsoft.com/office/word/2018/wordml" xmlns:w16du="http://schemas.microsoft.com/office/word/2023/wordml/word16du" xmlns:w16sdtdh="http://schemas.microsoft.com/office/word/2020/wordml/sdtdatahash" xmlns:w16sdtfl="http://schemas.microsoft.com/office/word/2024/wordml/sdtformatlock" xmlns:w16se="http://schemas.microsoft.com/office/word/2015/wordml/symex" xmlns:wpg="http://schemas.microsoft.com/office/word/2010/wordprocessingGroup" xmlns:wpi="http://schemas.microsoft.com/office/word/2010/wordprocessingInk" xmlns:wne="http://schemas.microsoft.com/office/word/2006/wordml" xmlns:wps="http://schemas.microsoft.com/office/word/2010/wordprocessingShape" mc:Ignorable="w14 w15 w16se w16cid w16 w16cex w16sdtdh w16sdtfl w16du wp14">
+  <w:footnote w:type="separator" w:id="-1">
+    <w:p>
+      <w:pPr>
+        <w:spacing w:after="0" w:line="240" w:lineRule="auto"/>
+      </w:pPr>
+      <w:r>
+        <w:separator/>
+      </w:r>
+    </w:p>
+  </w:footnote>
+  <w:footnote w:type="continuationSeparator" w:id="0">
+    <w:p>
+      <w:pPr>
+        <w:spacing w:after="0" w:line="240" w:lineRule="auto"/>
+      </w:pPr>
+      <w:r>
+        <w:continuationSeparator/>
+      </w:r>
+    </w:p>
+  </w:footnote>
+</w:footnotes>
+</file>
+
+<file path=word/header1.xml><?xml version="1.0" encoding="utf-8"?>
+<w:hdr xmlns:wpc="http://schemas.microsoft.com/office/word/2010/wordprocessingCanvas" xmlns:cx="http://schemas.microsoft.com/office/drawing/2014/chartex" xmlns:cx1="http://schemas.microsoft.com/office/drawing/2015/9/8/chartex" xmlns:cx2="http://schemas.microsoft.com/office/drawing/2015/10/21/chartex" xmlns:cx3="http://schemas.microsoft.com/office/drawing/2016/5/9/chartex" xmlns:cx4="http://schemas.microsoft.com/office/drawing/2016/5/10/chartex" xmlns:cx5="http://schemas.microsoft.com/office/drawing/2016/5/11/chartex" xmlns:cx6="http://schemas.microsoft.com/office/drawing/2016/5/12/chartex" xmlns:cx7="http://schemas.microsoft.com/office/drawing/2016/5/13/chartex" xmlns:cx8="http://schemas.microsoft.com/office/drawing/2016/5/14/chartex" xmlns:mc="http://schemas.openxmlformats.org/markup-compatibility/2006" xmlns:aink="http://schemas.microsoft.com/office/drawing/2016/ink" xmlns:am3d="http://schemas.microsoft.com/office/drawing/2017/model3d" xmlns:o="urn:schemas-microsoft-com:office:office" xmlns:oel="http://schemas.microsoft.com/office/2019/extlst" xmlns:r="http://schemas.openxmlformats.org/officeDocument/2006/relationships" xmlns:m="http://schemas.openxmlformats.org/officeDocument/2006/math" xmlns:v="urn:schemas-microsoft-com:vml" xmlns:wp14="http://schemas.microsoft.com/office/word/2010/wordprocessingDrawing" xmlns:wp="http://schemas.openxmlformats.org/drawingml/2006/wordprocessingDrawing" xmlns:w10="urn:schemas-microsoft-com:office:word" xmlns:w="http://schemas.openxmlformats.org/wordprocessingml/2006/main" xmlns:w14="http://schemas.microsoft.com/office/word/2010/wordml" xmlns:w15="http://schemas.microsoft.com/office/word/2012/wordml" xmlns:w16cex="http://schemas.microsoft.com/office/word/2018/wordml/cex" xmlns:w16cid="http://schemas.microsoft.com/office/word/2016/wordml/cid" xmlns:w16="http://schemas.microsoft.com/office/word/2018/wordml" xmlns:w16du="http://schemas.microsoft.com/office/word/2023/wordml/word16du" xmlns:w16sdtdh="http://schemas.microsoft.com/office/word/2020/wordml/sdtdatahash" xmlns:w16sdtfl="http://schemas.microsoft.com/office/word/2024/wordml/sdtformatlock" xmlns:w16se="http://schemas.microsoft.com/office/word/2015/wordml/symex" xmlns:wpg="http://schemas.microsoft.com/office/word/2010/wordprocessingGroup" xmlns:wpi="http://schemas.microsoft.com/office/word/2010/wordprocessingInk" xmlns:wne="http://schemas.microsoft.com/office/word/2006/wordml" xmlns:wps="http://schemas.microsoft.com/office/word/2010/wordprocessingShape" mc:Ignorable="w14 w15 w16se w16cid w16 w16cex w16sdtdh w16sdtfl w16du wp14">
+  <w:p>
+    <w:pPr>
+      <w:pStyle w:val="Header"/>
+    </w:pPr>
+  </w:p>
+</w:hdr>
+</file>
+
+<file path=word/header2.xml><?xml version="1.0" encoding="utf-8"?>
+<w:hdr xmlns:wpc="http://schemas.microsoft.com/office/word/2010/wordprocessingCanvas" xmlns:cx="http://schemas.microsoft.com/office/drawing/2014/chartex" xmlns:cx1="http://schemas.microsoft.com/office/drawing/2015/9/8/chartex" xmlns:cx2="http://schemas.microsoft.com/office/drawing/2015/10/21/chartex" xmlns:cx3="http://schemas.microsoft.com/office/drawing/2016/5/9/chartex" xmlns:cx4="http://schemas.microsoft.com/office/drawing/2016/5/10/chartex" xmlns:cx5="http://schemas.microsoft.com/office/drawing/2016/5/11/chartex" xmlns:cx6="http://schemas.microsoft.com/office/drawing/2016/5/12/chartex" xmlns:cx7="http://schemas.microsoft.com/office/drawing/2016/5/13/chartex" xmlns:cx8="http://schemas.microsoft.com/office/drawing/2016/5/14/chartex" xmlns:mc="http://schemas.openxmlformats.org/markup-compatibility/2006" xmlns:aink="http://schemas.microsoft.com/office/drawing/2016/ink" xmlns:am3d="http://schemas.microsoft.com/office/drawing/2017/model3d" xmlns:o="urn:schemas-microsoft-com:office:office" xmlns:oel="http://schemas.microsoft.com/office/2019/extlst" xmlns:r="http://schemas.openxmlformats.org/officeDocument/2006/relationships" xmlns:m="http://schemas.openxmlformats.org/officeDocument/2006/math" xmlns:v="urn:schemas-microsoft-com:vml" xmlns:wp14="http://schemas.microsoft.com/office/word/2010/wordprocessingDrawing" xmlns:wp="http://schemas.openxmlformats.org/drawingml/2006/wordprocessingDrawing" xmlns:w10="urn:schemas-microsoft-com:office:word" xmlns:w="http://schemas.openxmlformats.org/wordprocessingml/2006/main" xmlns:w14="http://schemas.microsoft.com/office/word/2010/wordml" xmlns:w15="http://schemas.microsoft.com/office/word/2012/wordml" xmlns:w16cex="http://schemas.microsoft.com/office/word/2018/wordml/cex" xmlns:w16cid="http://schemas.microsoft.com/office/word/2016/wordml/cid" xmlns:w16="http://schemas.microsoft.com/office/word/2018/wordml" xmlns:w16du="http://schemas.microsoft.com/office/word/2023/wordml/word16du" xmlns:w16sdtdh="http://schemas.microsoft.com/office/word/2020/wordml/sdtdatahash" xmlns:w16sdtfl="http://schemas.microsoft.com/office/word/2024/wordml/sdtformatlock" xmlns:w16se="http://schemas.microsoft.com/office/word/2015/wordml/symex" xmlns:wpg="http://schemas.microsoft.com/office/word/2010/wordprocessingGroup" xmlns:wpi="http://schemas.microsoft.com/office/word/2010/wordprocessingInk" xmlns:wne="http://schemas.microsoft.com/office/word/2006/wordml" xmlns:wps="http://schemas.microsoft.com/office/word/2010/wordprocessingShape" mc:Ignorable="w14 w15 w16se w16cid w16 w16cex w16sdtdh w16sdtfl w16du wp14">
+  <w:p>
+    <w:pPr>
+      <w:pStyle w:val="Header"/>
+    </w:pPr>
+  </w:p>
+</w:hdr>
+</file>
+
+<file path=word/header3.xml><?xml version="1.0" encoding="utf-8"?>
+<w:hdr xmlns:wpc="http://schemas.microsoft.com/office/word/2010/wordprocessingCanvas" xmlns:cx="http://schemas.microsoft.com/office/drawing/2014/chartex" xmlns:cx1="http://schemas.microsoft.com/office/drawing/2015/9/8/chartex" xmlns:cx2="http://schemas.microsoft.com/office/drawing/2015/10/21/chartex" xmlns:cx3="http://schemas.microsoft.com/office/drawing/2016/5/9/chartex" xmlns:cx4="http://schemas.microsoft.com/office/drawing/2016/5/10/chartex" xmlns:cx5="http://schemas.microsoft.com/office/drawing/2016/5/11/chartex" xmlns:cx6="http://schemas.microsoft.com/office/drawing/2016/5/12/chartex" xmlns:cx7="http://schemas.microsoft.com/office/drawing/2016/5/13/chartex" xmlns:cx8="http://schemas.microsoft.com/office/drawing/2016/5/14/chartex" xmlns:mc="http://schemas.openxmlformats.org/markup-compatibility/2006" xmlns:aink="http://schemas.microsoft.com/office/drawing/2016/ink" xmlns:am3d="http://schemas.microsoft.com/office/drawing/2017/model3d" xmlns:o="urn:schemas-microsoft-com:office:office" xmlns:oel="http://schemas.microsoft.com/office/2019/extlst" xmlns:r="http://schemas.openxmlformats.org/officeDocument/2006/relationships" xmlns:m="http://schemas.openxmlformats.org/officeDocument/2006/math" xmlns:v="urn:schemas-microsoft-com:vml" xmlns:wp14="http://schemas.microsoft.com/office/word/2010/wordprocessingDrawing" xmlns:wp="http://schemas.openxmlformats.org/drawingml/2006/wordprocessingDrawing" xmlns:w10="urn:schemas-microsoft-com:office:word" xmlns:w="http://schemas.openxmlformats.org/wordprocessingml/2006/main" xmlns:w14="http://schemas.microsoft.com/office/word/2010/wordml" xmlns:w15="http://schemas.microsoft.com/office/word/2012/wordml" xmlns:w16cex="http://schemas.microsoft.com/office/word/2018/wordml/cex" xmlns:w16cid="http://schemas.microsoft.com/office/word/2016/wordml/cid" xmlns:w16="http://schemas.microsoft.com/office/word/2018/wordml" xmlns:w16du="http://schemas.microsoft.com/office/word/2023/wordml/word16du" xmlns:w16sdtdh="http://schemas.microsoft.com/office/word/2020/wordml/sdtdatahash" xmlns:w16sdtfl="http://schemas.microsoft.com/office/word/2024/wordml/sdtformatlock" xmlns:w16se="http://schemas.microsoft.com/office/word/2015/wordml/symex" xmlns:wpg="http://schemas.microsoft.com/office/word/2010/wordprocessingGroup" xmlns:wpi="http://schemas.microsoft.com/office/word/2010/wordprocessingInk" xmlns:wne="http://schemas.microsoft.com/office/word/2006/wordml" xmlns:wps="http://schemas.microsoft.com/office/word/2010/wordprocessingShape" mc:Ignorable="w14 w15 w16se w16cid w16 w16cex w16sdtdh w16sdtfl w16du wp14">
+  <w:p>
+    <w:pPr>
+      <w:pStyle w:val="Header"/>
+    </w:pPr>
+  </w:p>
+</w:hdr>
 </file>
 
 <file path=word/numbering.xml><?xml version="1.0" encoding="utf-8"?>
@@ -1043,7 +2340,6 @@
   <w:style w:type="character" w:default="1" w:styleId="DefaultParagraphFont">
     <w:name w:val="Default Paragraph Font"/>
     <w:uiPriority w:val="1"/>
-    <w:semiHidden/>
     <w:unhideWhenUsed/>
   </w:style>
   <w:style w:type="table" w:default="1" w:styleId="TableNormal">
@@ -12166,6 +13462,28 @@
 </a:theme>
 </file>
 
+<file path=word/webextensions/taskpanes.xml><?xml version="1.0" encoding="utf-8"?>
+<wetp:taskpanes xmlns:wetp="http://schemas.microsoft.com/office/webextensions/taskpanes/2010/11">
+  <wetp:taskpane dockstate="right" visibility="0" width="438" row="1">
+    <wetp:webextensionref xmlns:r="http://schemas.openxmlformats.org/officeDocument/2006/relationships" r:id="rId1"/>
+  </wetp:taskpane>
+</wetp:taskpanes>
+</file>
+
+<file path=word/webextensions/webextension1.xml><?xml version="1.0" encoding="utf-8"?>
+<we:webextension xmlns:we="http://schemas.microsoft.com/office/webextensions/webextension/2010/11" id="{B8D110F4-8E4F-47B1-B764-FFB8435B719E}">
+  <we:reference id="wa200010453" version="1.0.0.1" store="en-US" storeType="OMEX"/>
+  <we:alternateReferences>
+    <we:reference id="wa200010453" version="1.0.0.1" store="wa200010453" storeType="OMEX"/>
+  </we:alternateReferences>
+  <we:properties>
+    <we:property name="claude.fileId" value="&quot;414870a5-339a-4075-90c1-eaf4652a670d&quot;"/>
+  </we:properties>
+  <we:bindings/>
+  <we:snapshot xmlns:r="http://schemas.openxmlformats.org/officeDocument/2006/relationships"/>
+</we:webextension>
+</file>
+
 <file path=customXml/item1.xml><?xml version="1.0" encoding="utf-8"?>
 <b:Sources xmlns:b="http://schemas.openxmlformats.org/officeDocument/2006/bibliography" xmlns="http://schemas.openxmlformats.org/officeDocument/2006/bibliography" SelectedStyle="/APA.XSL" StyleName="APA"/>
 </file>
